--- a/docs/Lessons/Lesson 14 - Raising the Stakes/Keys/Lesson_14_Key_Scratch.docx
+++ b/docs/Lessons/Lesson 14 - Raising the Stakes/Keys/Lesson_14_Key_Scratch.docx
@@ -129,7 +129,7 @@
         <w:spacing w:after="60"/>
       </w:pPr>
       <w:r>
-        <w:t xml:space="preserve">"repeat (4 + wave)" and "set enemies_left to (4 + wave)" must use the identical expression - any mismatch between them is exactly the kind of bug this Key's troubleshooting section calls out.</w:t>
+        <w:t xml:space="preserve">"repeat (4 + wave)" and "set enemies_remaining to (4 + wave)" must use the identical expression - any mismatch between them is exactly the kind of bug this Key's troubleshooting section calls out.</w:t>
       </w:r>
     </w:p>
     <w:p>
@@ -160,6 +160,68 @@
     </w:p>
     <w:p>
       <w:pPr>
+        <w:spacing w:after="40" w:before="120"/>
+        <w:jc w:val="center"/>
+      </w:pPr>
+      <w:r>
+        <w:drawing>
+          <wp:inline distT="0" distB="0" distL="0" distR="0">
+            <wp:extent cx="4937760" cy="4288536"/>
+            <wp:effectExtent t="0" r="0" b="0" l="0"/>
+            <wp:docPr id="1" name="" descr="" title=""/>
+            <wp:cNvGraphicFramePr>
+              <a:graphicFrameLocks xmlns:a="http://schemas.openxmlformats.org/drawingml/2006/main" noChangeAspect="1"/>
+            </wp:cNvGraphicFramePr>
+            <a:graphic xmlns:a="http://schemas.openxmlformats.org/drawingml/2006/main">
+              <a:graphicData uri="http://schemas.openxmlformats.org/drawingml/2006/picture">
+                <pic:pic xmlns:pic="http://schemas.openxmlformats.org/drawingml/2006/picture">
+                  <pic:nvPicPr>
+                    <pic:cNvPr id="0" name="" descr=""/>
+                    <pic:cNvPicPr>
+                      <a:picLocks noChangeAspect="1" noChangeArrowheads="1"/>
+                    </pic:cNvPicPr>
+                  </pic:nvPicPr>
+                  <pic:blipFill>
+                    <a:blip r:embed="rId10" cstate="none"/>
+                    <a:srcRect/>
+                    <a:stretch>
+                      <a:fillRect/>
+                    </a:stretch>
+                  </pic:blipFill>
+                  <pic:spPr bwMode="auto">
+                    <a:xfrm>
+                      <a:off x="0" y="0"/>
+                      <a:ext cx="4937760" cy="4288536"/>
+                    </a:xfrm>
+                    <a:prstGeom prst="rect">
+                      <a:avLst/>
+                    </a:prstGeom>
+                  </pic:spPr>
+                </pic:pic>
+              </a:graphicData>
+            </a:graphic>
+          </wp:inline>
+        </w:drawing>
+      </w:r>
+    </w:p>
+    <w:p>
+      <w:pPr>
+        <w:spacing w:after="160"/>
+        <w:jc w:val="center"/>
+      </w:pPr>
+      <w:r>
+        <w:rPr>
+          <w:i/>
+          <w:iCs/>
+          <w:color w:val="888888"/>
+          <w:sz w:val="16"/>
+          <w:szCs w:val="16"/>
+        </w:rPr>
+        <w:t xml:space="preserve">Whether the spawn loop and the reset live in two places or two genuinely different scripts, the rule is the same: one formula, referenced everywhere.</w:t>
+      </w:r>
+    </w:p>
+    <w:p>
+      <w:pPr>
         <w:pStyle w:val="Heading2"/>
       </w:pPr>
       <w:r>
@@ -176,7 +238,7 @@
         <w:spacing w:after="60"/>
       </w:pPr>
       <w:r>
-        <w:t xml:space="preserve">Deriving both the spawn count and the enemies_left reset from the SAME formula (rather than one being "4 + wave" and the other a separately-updated literal) is the exact same discipline as Lesson 11's spawn_wave() reuse - one source of truth, referenced everywhere it's needed.</w:t>
+        <w:t xml:space="preserve">Deriving both the spawn count and the enemies_remaining reset from the SAME formula (rather than one being "4 + wave" and the other a separately-updated literal) is the exact same discipline as Lesson 11's "broadcast [spawn enemies]" reuse - one source of truth, referenced everywhere it's needed.</w:t>
       </w:r>
     </w:p>
     <w:p>
@@ -244,7 +306,7 @@
         <w:spacing w:after="60"/>
       </w:pPr>
       <w:r>
-        <w:t xml:space="preserve">Updating the spawn loop's count but forgetting to update enemies_left's reset value (or vice versa), causing the win-check to fire early or never.</w:t>
+        <w:t xml:space="preserve">Updating the spawn loop's count but forgetting to update enemies_remaining's reset value (or vice versa), causing the win-check to fire early or never.</w:t>
       </w:r>
     </w:p>
     <w:p>
@@ -270,7 +332,7 @@
         <w:spacing w:after="60"/>
       </w:pPr>
       <w:r>
-        <w:t xml:space="preserve">For Level 2: forgetting to recalculate enemy_speed inside the spawn-wave script itself, so it only ever gets wave 1's value.</w:t>
+        <w:t xml:space="preserve">For Level 2: forgetting to recalculate enemy_speed inside the spawn-enemies script itself, so it only ever gets wave 1's value.</w:t>
       </w:r>
     </w:p>
     <w:sectPr>

--- a/docs/Lessons/Lesson 14 - Raising the Stakes/Keys/Lesson_14_Key_Scratch.docx
+++ b/docs/Lessons/Lesson 14 - Raising the Stakes/Keys/Lesson_14_Key_Scratch.docx
@@ -160,6 +160,146 @@
     </w:p>
     <w:p>
       <w:pPr>
+        <w:shd w:fill="F0F0F0" w:val="clear"/>
+        <w:spacing w:after="160" w:before="80"/>
+        <w:ind w:left="360"/>
+      </w:pPr>
+      <w:r>
+        <w:rPr>
+          <w:i/>
+          <w:iCs/>
+          <w:color w:val="555555"/>
+          <w:sz w:val="18"/>
+          <w:szCs w:val="18"/>
+        </w:rPr>
+        <w:t xml:space="preserve">Highlighted lines are new this week; everything else is code you already have.</w:t>
+      </w:r>
+      <w:r>
+        <w:br/>
+        <w:t xml:space="preserve"/>
+      </w:r>
+      <w:r>
+        <w:rPr>
+          <w:rFonts w:ascii="Consolas" w:cs="Consolas" w:eastAsia="Consolas" w:hAnsi="Consolas"/>
+          <w:sz w:val="20"/>
+          <w:szCs w:val="20"/>
+        </w:rPr>
+        <w:t xml:space="preserve">Enemy's "when I receive [spawn enemies]" script (revised):</w:t>
+      </w:r>
+      <w:r>
+        <w:br/>
+        <w:t xml:space="preserve"/>
+      </w:r>
+      <w:r>
+        <w:rPr>
+          <w:rFonts w:ascii="Consolas" w:cs="Consolas" w:eastAsia="Consolas" w:hAnsi="Consolas"/>
+          <w:sz w:val="20"/>
+          <w:szCs w:val="20"/>
+        </w:rPr>
+        <w:t xml:space="preserve">when I receive [spawn enemies]</w:t>
+      </w:r>
+      <w:r>
+        <w:br/>
+        <w:t xml:space="preserve"/>
+      </w:r>
+      <w:r>
+        <w:rPr>
+          <w:rFonts w:ascii="Consolas" w:cs="Consolas" w:eastAsia="Consolas" w:hAnsi="Consolas"/>
+          <w:sz w:val="20"/>
+          <w:szCs w:val="20"/>
+          <w:shd w:fill="FFE98A" w:val="clear"/>
+        </w:rPr>
+        <w:t xml:space="preserve">repeat (4 + wave)</w:t>
+      </w:r>
+      <w:r>
+        <w:br/>
+        <w:t xml:space="preserve"/>
+      </w:r>
+      <w:r>
+        <w:rPr>
+          <w:rFonts w:ascii="Consolas" w:cs="Consolas" w:eastAsia="Consolas" w:hAnsi="Consolas"/>
+          <w:sz w:val="20"/>
+          <w:szCs w:val="20"/>
+        </w:rPr>
+        <w:t xml:space="preserve">  create clone of myself</w:t>
+      </w:r>
+      <w:r>
+        <w:br/>
+        <w:t xml:space="preserve"/>
+      </w:r>
+      <w:r>
+        <w:rPr>
+          <w:rFonts w:ascii="Consolas" w:cs="Consolas" w:eastAsia="Consolas" w:hAnsi="Consolas"/>
+          <w:sz w:val="20"/>
+          <w:szCs w:val="20"/>
+        </w:rPr>
+        <w:t xml:space="preserve"/>
+      </w:r>
+      <w:r>
+        <w:br/>
+        <w:t xml:space="preserve"/>
+      </w:r>
+      <w:r>
+        <w:rPr>
+          <w:rFonts w:ascii="Consolas" w:cs="Consolas" w:eastAsia="Consolas" w:hAnsi="Consolas"/>
+          <w:sz w:val="20"/>
+          <w:szCs w:val="20"/>
+        </w:rPr>
+        <w:t xml:space="preserve">GameManager's "when I receive [start game]" script (revised, enemies_remaining line only):</w:t>
+      </w:r>
+      <w:r>
+        <w:br/>
+        <w:t xml:space="preserve"/>
+      </w:r>
+      <w:r>
+        <w:rPr>
+          <w:rFonts w:ascii="Consolas" w:cs="Consolas" w:eastAsia="Consolas" w:hAnsi="Consolas"/>
+          <w:sz w:val="20"/>
+          <w:szCs w:val="20"/>
+          <w:shd w:fill="FFE98A" w:val="clear"/>
+        </w:rPr>
+        <w:t xml:space="preserve">set enemies_remaining to (4 + wave)</w:t>
+      </w:r>
+      <w:r>
+        <w:br/>
+        <w:t xml:space="preserve"/>
+      </w:r>
+      <w:r>
+        <w:rPr>
+          <w:rFonts w:ascii="Consolas" w:cs="Consolas" w:eastAsia="Consolas" w:hAnsi="Consolas"/>
+          <w:sz w:val="20"/>
+          <w:szCs w:val="20"/>
+        </w:rPr>
+        <w:t xml:space="preserve"/>
+      </w:r>
+      <w:r>
+        <w:br/>
+        <w:t xml:space="preserve"/>
+      </w:r>
+      <w:r>
+        <w:rPr>
+          <w:rFonts w:ascii="Consolas" w:cs="Consolas" w:eastAsia="Consolas" w:hAnsi="Consolas"/>
+          <w:sz w:val="20"/>
+          <w:szCs w:val="20"/>
+        </w:rPr>
+        <w:t xml:space="preserve">GameManager's "when I receive [enemy hit]" wave-advance (else) branch (revised, enemies_remaining line only):</w:t>
+      </w:r>
+      <w:r>
+        <w:br/>
+        <w:t xml:space="preserve"/>
+      </w:r>
+      <w:r>
+        <w:rPr>
+          <w:rFonts w:ascii="Consolas" w:cs="Consolas" w:eastAsia="Consolas" w:hAnsi="Consolas"/>
+          <w:sz w:val="20"/>
+          <w:szCs w:val="20"/>
+          <w:shd w:fill="FFE98A" w:val="clear"/>
+        </w:rPr>
+        <w:t xml:space="preserve">set enemies_remaining to (4 + wave)</w:t>
+      </w:r>
+    </w:p>
+    <w:p>
+      <w:pPr>
         <w:spacing w:after="40" w:before="120"/>
         <w:jc w:val="center"/>
       </w:pPr>
@@ -286,6 +426,182 @@
       </w:pPr>
       <w:r>
         <w:t xml:space="preserve">For strong students: discuss what would happen with a much steeper formula (e.g. "5 * wave") - wave 3 would have 15 enemies, likely overwhelming for a 3-wave game. A good real discussion about tuning difficulty, not just implementing it.</w:t>
+      </w:r>
+    </w:p>
+    <w:p>
+      <w:pPr>
+        <w:spacing w:after="160"/>
+      </w:pPr>
+      <w:r>
+        <w:rPr>
+          <w:b/>
+          <w:bCs/>
+        </w:rPr>
+        <w:t xml:space="preserve">Level 2 - complete code:</w:t>
+      </w:r>
+    </w:p>
+    <w:p>
+      <w:pPr>
+        <w:shd w:fill="F0F0F0" w:val="clear"/>
+        <w:spacing w:after="160" w:before="80"/>
+        <w:ind w:left="360"/>
+      </w:pPr>
+      <w:r>
+        <w:rPr>
+          <w:i/>
+          <w:iCs/>
+          <w:color w:val="555555"/>
+          <w:sz w:val="18"/>
+          <w:szCs w:val="18"/>
+        </w:rPr>
+        <w:t xml:space="preserve">Highlighted lines are the Level 2 additions on top of the Level 1 code above.</w:t>
+      </w:r>
+      <w:r>
+        <w:br/>
+        <w:t xml:space="preserve"/>
+      </w:r>
+      <w:r>
+        <w:rPr>
+          <w:rFonts w:ascii="Consolas" w:cs="Consolas" w:eastAsia="Consolas" w:hAnsi="Consolas"/>
+          <w:sz w:val="20"/>
+          <w:szCs w:val="20"/>
+        </w:rPr>
+        <w:t xml:space="preserve">Enemy's "when I receive [spawn enemies]" script (Level 2 addition, on top of the Level 1 code above):</w:t>
+      </w:r>
+      <w:r>
+        <w:br/>
+        <w:t xml:space="preserve"/>
+      </w:r>
+      <w:r>
+        <w:rPr>
+          <w:rFonts w:ascii="Consolas" w:cs="Consolas" w:eastAsia="Consolas" w:hAnsi="Consolas"/>
+          <w:sz w:val="20"/>
+          <w:szCs w:val="20"/>
+        </w:rPr>
+        <w:t xml:space="preserve">when I receive [spawn enemies]</w:t>
+      </w:r>
+      <w:r>
+        <w:br/>
+        <w:t xml:space="preserve"/>
+      </w:r>
+      <w:r>
+        <w:rPr>
+          <w:rFonts w:ascii="Consolas" w:cs="Consolas" w:eastAsia="Consolas" w:hAnsi="Consolas"/>
+          <w:sz w:val="20"/>
+          <w:szCs w:val="20"/>
+        </w:rPr>
+        <w:t xml:space="preserve">repeat (4 + wave)</w:t>
+      </w:r>
+      <w:r>
+        <w:br/>
+        <w:t xml:space="preserve"/>
+      </w:r>
+      <w:r>
+        <w:rPr>
+          <w:rFonts w:ascii="Consolas" w:cs="Consolas" w:eastAsia="Consolas" w:hAnsi="Consolas"/>
+          <w:sz w:val="20"/>
+          <w:szCs w:val="20"/>
+        </w:rPr>
+        <w:t xml:space="preserve">  create clone of myself</w:t>
+      </w:r>
+      <w:r>
+        <w:br/>
+        <w:t xml:space="preserve"/>
+      </w:r>
+      <w:r>
+        <w:rPr>
+          <w:rFonts w:ascii="Consolas" w:cs="Consolas" w:eastAsia="Consolas" w:hAnsi="Consolas"/>
+          <w:sz w:val="20"/>
+          <w:szCs w:val="20"/>
+          <w:shd w:fill="FFE98A" w:val="clear"/>
+        </w:rPr>
+        <w:t xml:space="preserve">set enemy_speed to (1 + (wave - 1) * 0.5)</w:t>
+      </w:r>
+      <w:r>
+        <w:br/>
+        <w:t xml:space="preserve"/>
+      </w:r>
+      <w:r>
+        <w:rPr>
+          <w:rFonts w:ascii="Consolas" w:cs="Consolas" w:eastAsia="Consolas" w:hAnsi="Consolas"/>
+          <w:sz w:val="20"/>
+          <w:szCs w:val="20"/>
+        </w:rPr>
+        <w:t xml:space="preserve"/>
+      </w:r>
+      <w:r>
+        <w:br/>
+        <w:t xml:space="preserve"/>
+      </w:r>
+      <w:r>
+        <w:rPr>
+          <w:rFonts w:ascii="Consolas" w:cs="Consolas" w:eastAsia="Consolas" w:hAnsi="Consolas"/>
+          <w:sz w:val="20"/>
+          <w:szCs w:val="20"/>
+        </w:rPr>
+        <w:t xml:space="preserve">Enemy clone's own forever loop (revised movement line only; edge-check/escape logic unchanged):</w:t>
+      </w:r>
+      <w:r>
+        <w:br/>
+        <w:t xml:space="preserve"/>
+      </w:r>
+      <w:r>
+        <w:rPr>
+          <w:rFonts w:ascii="Consolas" w:cs="Consolas" w:eastAsia="Consolas" w:hAnsi="Consolas"/>
+          <w:sz w:val="20"/>
+          <w:szCs w:val="20"/>
+        </w:rPr>
+        <w:t xml:space="preserve">forever</w:t>
+      </w:r>
+      <w:r>
+        <w:br/>
+        <w:t xml:space="preserve"/>
+      </w:r>
+      <w:r>
+        <w:rPr>
+          <w:rFonts w:ascii="Consolas" w:cs="Consolas" w:eastAsia="Consolas" w:hAnsi="Consolas"/>
+          <w:sz w:val="20"/>
+          <w:szCs w:val="20"/>
+          <w:shd w:fill="FFE98A" w:val="clear"/>
+        </w:rPr>
+        <w:t xml:space="preserve">  change y by (enemy_speed * -1)</w:t>
+      </w:r>
+      <w:r>
+        <w:br/>
+        <w:t xml:space="preserve"/>
+      </w:r>
+      <w:r>
+        <w:rPr>
+          <w:rFonts w:ascii="Consolas" w:cs="Consolas" w:eastAsia="Consolas" w:hAnsi="Consolas"/>
+          <w:sz w:val="20"/>
+          <w:szCs w:val="20"/>
+        </w:rPr>
+        <w:t xml:space="preserve">  // ...existing escape/edge-check logic unchanged...</w:t>
+      </w:r>
+    </w:p>
+    <w:p>
+      <w:pPr>
+        <w:spacing w:after="160"/>
+      </w:pPr>
+      <w:r>
+        <w:rPr>
+          <w:b/>
+          <w:bCs/>
+        </w:rPr>
+        <w:t xml:space="preserve">Level 3 - no single combined code example:</w:t>
+      </w:r>
+    </w:p>
+    <w:p>
+      <w:pPr>
+        <w:spacing w:after="160"/>
+      </w:pPr>
+      <w:r>
+        <w:rPr>
+          <w:i/>
+          <w:iCs/>
+          <w:color w:val="555555"/>
+        </w:rPr>
+        <w:t xml:space="preserve">This week's Level 3 is a "choose ONE" menu of five independent stretch features (destructible shields, a power-up, a bonus enemy, formation-marching movement, or a title/game-over screen) rather than the usual set of small, combinable stretch goals - so a single "all goals combined" code block doesn't fit Rule 14's usual model, and isn't provided here. Full worked solutions for all five options, across the active engines, are planned for the Lesson 15 wrap-up "Complete Codebase" send-home materials instead. Use the Talking Points above and the Handout's Level 3 menu to guide students toward whichever option they choose.</w:t>
       </w:r>
     </w:p>
     <w:p>
